--- a/reports/C3_S6_LR05_Шаблон_отчёта.docx
+++ b/reports/C3_S6_LR05_Шаблон_отчёта.docx
@@ -4282,7 +4282,7 @@
         <w:pStyle w:val="2"/>
       </w:pPr>
       <w:r>
-        <w:t>Критерии LMS · 10 баллов</w:t>
+        <w:t>Критерии LMS · 5 баллов</w:t>
       </w:r>
     </w:p>
     <w:tbl>
@@ -4408,7 +4408,7 @@
                 <w:color w:val="000000"/>
                 <w:sz w:val="17"/>
               </w:rPr>
-              <w:t>4</w:t>
+              <w:t>2</w:t>
             </w:r>
           </w:p>
         </w:tc>
@@ -4491,7 +4491,7 @@
                 <w:color w:val="000000"/>
                 <w:sz w:val="17"/>
               </w:rPr>
-              <w:t>2</w:t>
+              <w:t>1</w:t>
             </w:r>
           </w:p>
         </w:tc>
@@ -4574,7 +4574,7 @@
                 <w:color w:val="000000"/>
                 <w:sz w:val="17"/>
               </w:rPr>
-              <w:t>2</w:t>
+              <w:t>1</w:t>
             </w:r>
           </w:p>
         </w:tc>
@@ -4657,7 +4657,7 @@
                 <w:color w:val="000000"/>
                 <w:sz w:val="17"/>
               </w:rPr>
-              <w:t>1</w:t>
+              <w:t>0,5</w:t>
             </w:r>
           </w:p>
         </w:tc>
@@ -4740,7 +4740,7 @@
                 <w:color w:val="000000"/>
                 <w:sz w:val="17"/>
               </w:rPr>
-              <w:t>1</w:t>
+              <w:t>0,5</w:t>
             </w:r>
           </w:p>
         </w:tc>
